--- a/deliverables/04-项目测试计划.docx
+++ b/deliverables/04-项目测试计划.docx
@@ -358,7 +358,7 @@
                 <w:b w:val="0"/>
                 <w:sz w:val="21"/>
               </w:rPr>
-              <w:t>2026-10-29</w:t>
+              <w:t>2026-10-31</w:t>
             </w:r>
           </w:p>
         </w:tc>
@@ -418,7 +418,7 @@
         <w:fldChar w:fldCharType="begin"/>
       </w:r>
       <w:r>
-        <w:instrText xml:space="preserve"> HYPERLINK \l _Toc22196 </w:instrText>
+        <w:instrText xml:space="preserve"> HYPERLINK \l _Toc6254 </w:instrText>
       </w:r>
       <w:r>
         <w:fldChar w:fldCharType="separate"/>
@@ -436,7 +436,7 @@
         <w:fldChar w:fldCharType="begin"/>
       </w:r>
       <w:r>
-        <w:instrText xml:space="preserve"> PAGEREF _Toc22196 \h </w:instrText>
+        <w:instrText xml:space="preserve"> PAGEREF _Toc6254 \h </w:instrText>
       </w:r>
       <w:r>
         <w:fldChar w:fldCharType="separate"/>
@@ -462,7 +462,7 @@
         <w:fldChar w:fldCharType="begin"/>
       </w:r>
       <w:r>
-        <w:instrText xml:space="preserve"> HYPERLINK \l _Toc16561 </w:instrText>
+        <w:instrText xml:space="preserve"> HYPERLINK \l _Toc1151 </w:instrText>
       </w:r>
       <w:r>
         <w:fldChar w:fldCharType="separate"/>
@@ -480,7 +480,7 @@
         <w:fldChar w:fldCharType="begin"/>
       </w:r>
       <w:r>
-        <w:instrText xml:space="preserve"> PAGEREF _Toc16561 \h </w:instrText>
+        <w:instrText xml:space="preserve"> PAGEREF _Toc1151 \h </w:instrText>
       </w:r>
       <w:r>
         <w:fldChar w:fldCharType="separate"/>
@@ -506,7 +506,7 @@
         <w:fldChar w:fldCharType="begin"/>
       </w:r>
       <w:r>
-        <w:instrText xml:space="preserve"> HYPERLINK \l _Toc19265 </w:instrText>
+        <w:instrText xml:space="preserve"> HYPERLINK \l _Toc21046 </w:instrText>
       </w:r>
       <w:r>
         <w:fldChar w:fldCharType="separate"/>
@@ -524,7 +524,7 @@
         <w:fldChar w:fldCharType="begin"/>
       </w:r>
       <w:r>
-        <w:instrText xml:space="preserve"> PAGEREF _Toc19265 \h </w:instrText>
+        <w:instrText xml:space="preserve"> PAGEREF _Toc21046 \h </w:instrText>
       </w:r>
       <w:r>
         <w:fldChar w:fldCharType="separate"/>
@@ -550,7 +550,7 @@
         <w:fldChar w:fldCharType="begin"/>
       </w:r>
       <w:r>
-        <w:instrText xml:space="preserve"> HYPERLINK \l _Toc2410 </w:instrText>
+        <w:instrText xml:space="preserve"> HYPERLINK \l _Toc30079 </w:instrText>
       </w:r>
       <w:r>
         <w:fldChar w:fldCharType="separate"/>
@@ -568,7 +568,7 @@
         <w:fldChar w:fldCharType="begin"/>
       </w:r>
       <w:r>
-        <w:instrText xml:space="preserve"> PAGEREF _Toc2410 \h </w:instrText>
+        <w:instrText xml:space="preserve"> PAGEREF _Toc30079 \h </w:instrText>
       </w:r>
       <w:r>
         <w:fldChar w:fldCharType="separate"/>
@@ -594,7 +594,7 @@
         <w:fldChar w:fldCharType="begin"/>
       </w:r>
       <w:r>
-        <w:instrText xml:space="preserve"> HYPERLINK \l _Toc20239 </w:instrText>
+        <w:instrText xml:space="preserve"> HYPERLINK \l _Toc24519 </w:instrText>
       </w:r>
       <w:r>
         <w:fldChar w:fldCharType="separate"/>
@@ -612,7 +612,7 @@
         <w:fldChar w:fldCharType="begin"/>
       </w:r>
       <w:r>
-        <w:instrText xml:space="preserve"> PAGEREF _Toc20239 \h </w:instrText>
+        <w:instrText xml:space="preserve"> PAGEREF _Toc24519 \h </w:instrText>
       </w:r>
       <w:r>
         <w:fldChar w:fldCharType="separate"/>
@@ -638,7 +638,7 @@
         <w:fldChar w:fldCharType="begin"/>
       </w:r>
       <w:r>
-        <w:instrText xml:space="preserve"> HYPERLINK \l _Toc28850 </w:instrText>
+        <w:instrText xml:space="preserve"> HYPERLINK \l _Toc30779 </w:instrText>
       </w:r>
       <w:r>
         <w:fldChar w:fldCharType="separate"/>
@@ -656,7 +656,7 @@
         <w:fldChar w:fldCharType="begin"/>
       </w:r>
       <w:r>
-        <w:instrText xml:space="preserve"> PAGEREF _Toc28850 \h </w:instrText>
+        <w:instrText xml:space="preserve"> PAGEREF _Toc30779 \h </w:instrText>
       </w:r>
       <w:r>
         <w:fldChar w:fldCharType="separate"/>
@@ -682,7 +682,7 @@
         <w:fldChar w:fldCharType="begin"/>
       </w:r>
       <w:r>
-        <w:instrText xml:space="preserve"> HYPERLINK \l _Toc6985 </w:instrText>
+        <w:instrText xml:space="preserve"> HYPERLINK \l _Toc28137 </w:instrText>
       </w:r>
       <w:r>
         <w:fldChar w:fldCharType="separate"/>
@@ -700,7 +700,7 @@
         <w:fldChar w:fldCharType="begin"/>
       </w:r>
       <w:r>
-        <w:instrText xml:space="preserve"> PAGEREF _Toc6985 \h </w:instrText>
+        <w:instrText xml:space="preserve"> PAGEREF _Toc28137 \h </w:instrText>
       </w:r>
       <w:r>
         <w:fldChar w:fldCharType="separate"/>
@@ -726,7 +726,7 @@
         <w:fldChar w:fldCharType="begin"/>
       </w:r>
       <w:r>
-        <w:instrText xml:space="preserve"> HYPERLINK \l _Toc30579 </w:instrText>
+        <w:instrText xml:space="preserve"> HYPERLINK \l _Toc16624 </w:instrText>
       </w:r>
       <w:r>
         <w:fldChar w:fldCharType="separate"/>
@@ -744,7 +744,7 @@
         <w:fldChar w:fldCharType="begin"/>
       </w:r>
       <w:r>
-        <w:instrText xml:space="preserve"> PAGEREF _Toc30579 \h </w:instrText>
+        <w:instrText xml:space="preserve"> PAGEREF _Toc16624 \h </w:instrText>
       </w:r>
       <w:r>
         <w:fldChar w:fldCharType="separate"/>
@@ -770,7 +770,7 @@
         <w:fldChar w:fldCharType="begin"/>
       </w:r>
       <w:r>
-        <w:instrText xml:space="preserve"> HYPERLINK \l _Toc28628 </w:instrText>
+        <w:instrText xml:space="preserve"> HYPERLINK \l _Toc6169 </w:instrText>
       </w:r>
       <w:r>
         <w:fldChar w:fldCharType="separate"/>
@@ -788,7 +788,7 @@
         <w:fldChar w:fldCharType="begin"/>
       </w:r>
       <w:r>
-        <w:instrText xml:space="preserve"> PAGEREF _Toc28628 \h </w:instrText>
+        <w:instrText xml:space="preserve"> PAGEREF _Toc6169 \h </w:instrText>
       </w:r>
       <w:r>
         <w:fldChar w:fldCharType="separate"/>
@@ -814,7 +814,7 @@
         <w:fldChar w:fldCharType="begin"/>
       </w:r>
       <w:r>
-        <w:instrText xml:space="preserve"> HYPERLINK \l _Toc15876 </w:instrText>
+        <w:instrText xml:space="preserve"> HYPERLINK \l _Toc7313 </w:instrText>
       </w:r>
       <w:r>
         <w:fldChar w:fldCharType="separate"/>
@@ -832,7 +832,7 @@
         <w:fldChar w:fldCharType="begin"/>
       </w:r>
       <w:r>
-        <w:instrText xml:space="preserve"> PAGEREF _Toc15876 \h </w:instrText>
+        <w:instrText xml:space="preserve"> PAGEREF _Toc7313 \h </w:instrText>
       </w:r>
       <w:r>
         <w:fldChar w:fldCharType="separate"/>
@@ -858,7 +858,7 @@
         <w:fldChar w:fldCharType="begin"/>
       </w:r>
       <w:r>
-        <w:instrText xml:space="preserve"> HYPERLINK \l _Toc21417 </w:instrText>
+        <w:instrText xml:space="preserve"> HYPERLINK \l _Toc16703 </w:instrText>
       </w:r>
       <w:r>
         <w:fldChar w:fldCharType="separate"/>
@@ -876,7 +876,7 @@
         <w:fldChar w:fldCharType="begin"/>
       </w:r>
       <w:r>
-        <w:instrText xml:space="preserve"> PAGEREF _Toc21417 \h </w:instrText>
+        <w:instrText xml:space="preserve"> PAGEREF _Toc16703 \h </w:instrText>
       </w:r>
       <w:r>
         <w:fldChar w:fldCharType="separate"/>
@@ -902,7 +902,7 @@
         <w:fldChar w:fldCharType="begin"/>
       </w:r>
       <w:r>
-        <w:instrText xml:space="preserve"> HYPERLINK \l _Toc24461 </w:instrText>
+        <w:instrText xml:space="preserve"> HYPERLINK \l _Toc3362 </w:instrText>
       </w:r>
       <w:r>
         <w:fldChar w:fldCharType="separate"/>
@@ -920,7 +920,7 @@
         <w:fldChar w:fldCharType="begin"/>
       </w:r>
       <w:r>
-        <w:instrText xml:space="preserve"> PAGEREF _Toc24461 \h </w:instrText>
+        <w:instrText xml:space="preserve"> PAGEREF _Toc3362 \h </w:instrText>
       </w:r>
       <w:r>
         <w:fldChar w:fldCharType="separate"/>
@@ -946,7 +946,7 @@
         <w:fldChar w:fldCharType="begin"/>
       </w:r>
       <w:r>
-        <w:instrText xml:space="preserve"> HYPERLINK \l _Toc11547 </w:instrText>
+        <w:instrText xml:space="preserve"> HYPERLINK \l _Toc19234 </w:instrText>
       </w:r>
       <w:r>
         <w:fldChar w:fldCharType="separate"/>
@@ -964,7 +964,7 @@
         <w:fldChar w:fldCharType="begin"/>
       </w:r>
       <w:r>
-        <w:instrText xml:space="preserve"> PAGEREF _Toc11547 \h </w:instrText>
+        <w:instrText xml:space="preserve"> PAGEREF _Toc19234 \h </w:instrText>
       </w:r>
       <w:r>
         <w:fldChar w:fldCharType="separate"/>
@@ -990,7 +990,7 @@
         <w:fldChar w:fldCharType="begin"/>
       </w:r>
       <w:r>
-        <w:instrText xml:space="preserve"> HYPERLINK \l _Toc10675 </w:instrText>
+        <w:instrText xml:space="preserve"> HYPERLINK \l _Toc32217 </w:instrText>
       </w:r>
       <w:r>
         <w:fldChar w:fldCharType="separate"/>
@@ -1008,7 +1008,7 @@
         <w:fldChar w:fldCharType="begin"/>
       </w:r>
       <w:r>
-        <w:instrText xml:space="preserve"> PAGEREF _Toc10675 \h </w:instrText>
+        <w:instrText xml:space="preserve"> PAGEREF _Toc32217 \h </w:instrText>
       </w:r>
       <w:r>
         <w:fldChar w:fldCharType="separate"/>
@@ -1034,7 +1034,7 @@
         <w:fldChar w:fldCharType="begin"/>
       </w:r>
       <w:r>
-        <w:instrText xml:space="preserve"> HYPERLINK \l _Toc6480 </w:instrText>
+        <w:instrText xml:space="preserve"> HYPERLINK \l _Toc27264 </w:instrText>
       </w:r>
       <w:r>
         <w:fldChar w:fldCharType="separate"/>
@@ -1052,7 +1052,7 @@
         <w:fldChar w:fldCharType="begin"/>
       </w:r>
       <w:r>
-        <w:instrText xml:space="preserve"> PAGEREF _Toc6480 \h </w:instrText>
+        <w:instrText xml:space="preserve"> PAGEREF _Toc27264 \h </w:instrText>
       </w:r>
       <w:r>
         <w:fldChar w:fldCharType="separate"/>
@@ -1078,7 +1078,7 @@
         <w:fldChar w:fldCharType="begin"/>
       </w:r>
       <w:r>
-        <w:instrText xml:space="preserve"> HYPERLINK \l _Toc6840 </w:instrText>
+        <w:instrText xml:space="preserve"> HYPERLINK \l _Toc30035 </w:instrText>
       </w:r>
       <w:r>
         <w:fldChar w:fldCharType="separate"/>
@@ -1096,7 +1096,7 @@
         <w:fldChar w:fldCharType="begin"/>
       </w:r>
       <w:r>
-        <w:instrText xml:space="preserve"> PAGEREF _Toc6840 \h </w:instrText>
+        <w:instrText xml:space="preserve"> PAGEREF _Toc30035 \h </w:instrText>
       </w:r>
       <w:r>
         <w:fldChar w:fldCharType="separate"/>
@@ -1122,7 +1122,7 @@
         <w:fldChar w:fldCharType="begin"/>
       </w:r>
       <w:r>
-        <w:instrText xml:space="preserve"> HYPERLINK \l _Toc25713 </w:instrText>
+        <w:instrText xml:space="preserve"> HYPERLINK \l _Toc1273 </w:instrText>
       </w:r>
       <w:r>
         <w:fldChar w:fldCharType="separate"/>
@@ -1140,7 +1140,7 @@
         <w:fldChar w:fldCharType="begin"/>
       </w:r>
       <w:r>
-        <w:instrText xml:space="preserve"> PAGEREF _Toc25713 \h </w:instrText>
+        <w:instrText xml:space="preserve"> PAGEREF _Toc1273 \h </w:instrText>
       </w:r>
       <w:r>
         <w:fldChar w:fldCharType="separate"/>
@@ -1166,7 +1166,7 @@
         <w:fldChar w:fldCharType="begin"/>
       </w:r>
       <w:r>
-        <w:instrText xml:space="preserve"> HYPERLINK \l _Toc8551 </w:instrText>
+        <w:instrText xml:space="preserve"> HYPERLINK \l _Toc7771 </w:instrText>
       </w:r>
       <w:r>
         <w:fldChar w:fldCharType="separate"/>
@@ -1184,7 +1184,7 @@
         <w:fldChar w:fldCharType="begin"/>
       </w:r>
       <w:r>
-        <w:instrText xml:space="preserve"> PAGEREF _Toc8551 \h </w:instrText>
+        <w:instrText xml:space="preserve"> PAGEREF _Toc7771 \h </w:instrText>
       </w:r>
       <w:r>
         <w:fldChar w:fldCharType="separate"/>
@@ -1210,7 +1210,7 @@
         <w:fldChar w:fldCharType="begin"/>
       </w:r>
       <w:r>
-        <w:instrText xml:space="preserve"> HYPERLINK \l _Toc20568 </w:instrText>
+        <w:instrText xml:space="preserve"> HYPERLINK \l _Toc12070 </w:instrText>
       </w:r>
       <w:r>
         <w:fldChar w:fldCharType="separate"/>
@@ -1228,7 +1228,7 @@
         <w:fldChar w:fldCharType="begin"/>
       </w:r>
       <w:r>
-        <w:instrText xml:space="preserve"> PAGEREF _Toc20568 \h </w:instrText>
+        <w:instrText xml:space="preserve"> PAGEREF _Toc12070 \h </w:instrText>
       </w:r>
       <w:r>
         <w:fldChar w:fldCharType="separate"/>
@@ -1254,7 +1254,7 @@
         <w:fldChar w:fldCharType="begin"/>
       </w:r>
       <w:r>
-        <w:instrText xml:space="preserve"> HYPERLINK \l _Toc13694 </w:instrText>
+        <w:instrText xml:space="preserve"> HYPERLINK \l _Toc1055 </w:instrText>
       </w:r>
       <w:r>
         <w:fldChar w:fldCharType="separate"/>
@@ -1272,7 +1272,7 @@
         <w:fldChar w:fldCharType="begin"/>
       </w:r>
       <w:r>
-        <w:instrText xml:space="preserve"> PAGEREF _Toc13694 \h </w:instrText>
+        <w:instrText xml:space="preserve"> PAGEREF _Toc1055 \h </w:instrText>
       </w:r>
       <w:r>
         <w:fldChar w:fldCharType="separate"/>
@@ -1298,7 +1298,7 @@
         <w:fldChar w:fldCharType="begin"/>
       </w:r>
       <w:r>
-        <w:instrText xml:space="preserve"> HYPERLINK \l _Toc1485 </w:instrText>
+        <w:instrText xml:space="preserve"> HYPERLINK \l _Toc21654 </w:instrText>
       </w:r>
       <w:r>
         <w:fldChar w:fldCharType="separate"/>
@@ -1316,7 +1316,7 @@
         <w:fldChar w:fldCharType="begin"/>
       </w:r>
       <w:r>
-        <w:instrText xml:space="preserve"> PAGEREF _Toc1485 \h </w:instrText>
+        <w:instrText xml:space="preserve"> PAGEREF _Toc21654 \h </w:instrText>
       </w:r>
       <w:r>
         <w:fldChar w:fldCharType="separate"/>
@@ -1342,7 +1342,7 @@
         <w:fldChar w:fldCharType="begin"/>
       </w:r>
       <w:r>
-        <w:instrText xml:space="preserve"> HYPERLINK \l _Toc21640 </w:instrText>
+        <w:instrText xml:space="preserve"> HYPERLINK \l _Toc1214 </w:instrText>
       </w:r>
       <w:r>
         <w:fldChar w:fldCharType="separate"/>
@@ -1360,7 +1360,7 @@
         <w:fldChar w:fldCharType="begin"/>
       </w:r>
       <w:r>
-        <w:instrText xml:space="preserve"> PAGEREF _Toc21640 \h </w:instrText>
+        <w:instrText xml:space="preserve"> PAGEREF _Toc1214 \h </w:instrText>
       </w:r>
       <w:r>
         <w:fldChar w:fldCharType="separate"/>
@@ -1386,7 +1386,7 @@
         <w:fldChar w:fldCharType="begin"/>
       </w:r>
       <w:r>
-        <w:instrText xml:space="preserve"> HYPERLINK \l _Toc11411 </w:instrText>
+        <w:instrText xml:space="preserve"> HYPERLINK \l _Toc8328 </w:instrText>
       </w:r>
       <w:r>
         <w:fldChar w:fldCharType="separate"/>
@@ -1404,7 +1404,7 @@
         <w:fldChar w:fldCharType="begin"/>
       </w:r>
       <w:r>
-        <w:instrText xml:space="preserve"> PAGEREF _Toc11411 \h </w:instrText>
+        <w:instrText xml:space="preserve"> PAGEREF _Toc8328 \h </w:instrText>
       </w:r>
       <w:r>
         <w:fldChar w:fldCharType="separate"/>
@@ -1430,7 +1430,7 @@
         <w:fldChar w:fldCharType="begin"/>
       </w:r>
       <w:r>
-        <w:instrText xml:space="preserve"> HYPERLINK \l _Toc3634 </w:instrText>
+        <w:instrText xml:space="preserve"> HYPERLINK \l _Toc21912 </w:instrText>
       </w:r>
       <w:r>
         <w:fldChar w:fldCharType="separate"/>
@@ -1448,7 +1448,7 @@
         <w:fldChar w:fldCharType="begin"/>
       </w:r>
       <w:r>
-        <w:instrText xml:space="preserve"> PAGEREF _Toc3634 \h </w:instrText>
+        <w:instrText xml:space="preserve"> PAGEREF _Toc21912 \h </w:instrText>
       </w:r>
       <w:r>
         <w:fldChar w:fldCharType="separate"/>
@@ -1474,7 +1474,7 @@
         <w:fldChar w:fldCharType="begin"/>
       </w:r>
       <w:r>
-        <w:instrText xml:space="preserve"> HYPERLINK \l _Toc18630 </w:instrText>
+        <w:instrText xml:space="preserve"> HYPERLINK \l _Toc13717 </w:instrText>
       </w:r>
       <w:r>
         <w:fldChar w:fldCharType="separate"/>
@@ -1492,7 +1492,7 @@
         <w:fldChar w:fldCharType="begin"/>
       </w:r>
       <w:r>
-        <w:instrText xml:space="preserve"> PAGEREF _Toc18630 \h </w:instrText>
+        <w:instrText xml:space="preserve"> PAGEREF _Toc13717 \h </w:instrText>
       </w:r>
       <w:r>
         <w:fldChar w:fldCharType="separate"/>
@@ -1518,7 +1518,7 @@
         <w:fldChar w:fldCharType="begin"/>
       </w:r>
       <w:r>
-        <w:instrText xml:space="preserve"> HYPERLINK \l _Toc25765 </w:instrText>
+        <w:instrText xml:space="preserve"> HYPERLINK \l _Toc3780 </w:instrText>
       </w:r>
       <w:r>
         <w:fldChar w:fldCharType="separate"/>
@@ -1536,7 +1536,7 @@
         <w:fldChar w:fldCharType="begin"/>
       </w:r>
       <w:r>
-        <w:instrText xml:space="preserve"> PAGEREF _Toc25765 \h </w:instrText>
+        <w:instrText xml:space="preserve"> PAGEREF _Toc3780 \h </w:instrText>
       </w:r>
       <w:r>
         <w:fldChar w:fldCharType="separate"/>
@@ -1562,7 +1562,7 @@
         <w:fldChar w:fldCharType="begin"/>
       </w:r>
       <w:r>
-        <w:instrText xml:space="preserve"> HYPERLINK \l _Toc12390 </w:instrText>
+        <w:instrText xml:space="preserve"> HYPERLINK \l _Toc29621 </w:instrText>
       </w:r>
       <w:r>
         <w:fldChar w:fldCharType="separate"/>
@@ -1580,7 +1580,7 @@
         <w:fldChar w:fldCharType="begin"/>
       </w:r>
       <w:r>
-        <w:instrText xml:space="preserve"> PAGEREF _Toc12390 \h </w:instrText>
+        <w:instrText xml:space="preserve"> PAGEREF _Toc29621 \h </w:instrText>
       </w:r>
       <w:r>
         <w:fldChar w:fldCharType="separate"/>
@@ -1606,7 +1606,7 @@
         <w:fldChar w:fldCharType="begin"/>
       </w:r>
       <w:r>
-        <w:instrText xml:space="preserve"> HYPERLINK \l _Toc10358 </w:instrText>
+        <w:instrText xml:space="preserve"> HYPERLINK \l _Toc8088 </w:instrText>
       </w:r>
       <w:r>
         <w:fldChar w:fldCharType="separate"/>
@@ -1624,7 +1624,7 @@
         <w:fldChar w:fldCharType="begin"/>
       </w:r>
       <w:r>
-        <w:instrText xml:space="preserve"> PAGEREF _Toc10358 \h </w:instrText>
+        <w:instrText xml:space="preserve"> PAGEREF _Toc8088 \h </w:instrText>
       </w:r>
       <w:r>
         <w:fldChar w:fldCharType="separate"/>
@@ -1650,7 +1650,7 @@
         <w:fldChar w:fldCharType="begin"/>
       </w:r>
       <w:r>
-        <w:instrText xml:space="preserve"> HYPERLINK \l _Toc16898 </w:instrText>
+        <w:instrText xml:space="preserve"> HYPERLINK \l _Toc18231 </w:instrText>
       </w:r>
       <w:r>
         <w:fldChar w:fldCharType="separate"/>
@@ -1668,7 +1668,7 @@
         <w:fldChar w:fldCharType="begin"/>
       </w:r>
       <w:r>
-        <w:instrText xml:space="preserve"> PAGEREF _Toc16898 \h </w:instrText>
+        <w:instrText xml:space="preserve"> PAGEREF _Toc18231 \h </w:instrText>
       </w:r>
       <w:r>
         <w:fldChar w:fldCharType="separate"/>
@@ -1694,7 +1694,7 @@
         <w:fldChar w:fldCharType="begin"/>
       </w:r>
       <w:r>
-        <w:instrText xml:space="preserve"> HYPERLINK \l _Toc29975 </w:instrText>
+        <w:instrText xml:space="preserve"> HYPERLINK \l _Toc23604 </w:instrText>
       </w:r>
       <w:r>
         <w:fldChar w:fldCharType="separate"/>
@@ -1712,7 +1712,7 @@
         <w:fldChar w:fldCharType="begin"/>
       </w:r>
       <w:r>
-        <w:instrText xml:space="preserve"> PAGEREF _Toc29975 \h </w:instrText>
+        <w:instrText xml:space="preserve"> PAGEREF _Toc23604 \h </w:instrText>
       </w:r>
       <w:r>
         <w:fldChar w:fldCharType="separate"/>
@@ -1738,7 +1738,7 @@
         <w:fldChar w:fldCharType="begin"/>
       </w:r>
       <w:r>
-        <w:instrText xml:space="preserve"> HYPERLINK \l _Toc3546 </w:instrText>
+        <w:instrText xml:space="preserve"> HYPERLINK \l _Toc4259 </w:instrText>
       </w:r>
       <w:r>
         <w:fldChar w:fldCharType="separate"/>
@@ -1756,7 +1756,7 @@
         <w:fldChar w:fldCharType="begin"/>
       </w:r>
       <w:r>
-        <w:instrText xml:space="preserve"> PAGEREF _Toc3546 \h </w:instrText>
+        <w:instrText xml:space="preserve"> PAGEREF _Toc4259 \h </w:instrText>
       </w:r>
       <w:r>
         <w:fldChar w:fldCharType="separate"/>
@@ -1782,7 +1782,7 @@
         <w:fldChar w:fldCharType="begin"/>
       </w:r>
       <w:r>
-        <w:instrText xml:space="preserve"> HYPERLINK \l _Toc23039 </w:instrText>
+        <w:instrText xml:space="preserve"> HYPERLINK \l _Toc5206 </w:instrText>
       </w:r>
       <w:r>
         <w:fldChar w:fldCharType="separate"/>
@@ -1800,7 +1800,7 @@
         <w:fldChar w:fldCharType="begin"/>
       </w:r>
       <w:r>
-        <w:instrText xml:space="preserve"> PAGEREF _Toc23039 \h </w:instrText>
+        <w:instrText xml:space="preserve"> PAGEREF _Toc5206 \h </w:instrText>
       </w:r>
       <w:r>
         <w:fldChar w:fldCharType="separate"/>
@@ -1826,7 +1826,7 @@
         <w:fldChar w:fldCharType="begin"/>
       </w:r>
       <w:r>
-        <w:instrText xml:space="preserve"> HYPERLINK \l _Toc27890 </w:instrText>
+        <w:instrText xml:space="preserve"> HYPERLINK \l _Toc29866 </w:instrText>
       </w:r>
       <w:r>
         <w:fldChar w:fldCharType="separate"/>
@@ -1844,7 +1844,7 @@
         <w:fldChar w:fldCharType="begin"/>
       </w:r>
       <w:r>
-        <w:instrText xml:space="preserve"> PAGEREF _Toc27890 \h </w:instrText>
+        <w:instrText xml:space="preserve"> PAGEREF _Toc29866 \h </w:instrText>
       </w:r>
       <w:r>
         <w:fldChar w:fldCharType="separate"/>
@@ -1870,7 +1870,7 @@
         <w:fldChar w:fldCharType="begin"/>
       </w:r>
       <w:r>
-        <w:instrText xml:space="preserve"> HYPERLINK \l _Toc24033 </w:instrText>
+        <w:instrText xml:space="preserve"> HYPERLINK \l _Toc26135 </w:instrText>
       </w:r>
       <w:r>
         <w:fldChar w:fldCharType="separate"/>
@@ -1888,7 +1888,7 @@
         <w:fldChar w:fldCharType="begin"/>
       </w:r>
       <w:r>
-        <w:instrText xml:space="preserve"> PAGEREF _Toc24033 \h </w:instrText>
+        <w:instrText xml:space="preserve"> PAGEREF _Toc26135 \h </w:instrText>
       </w:r>
       <w:r>
         <w:fldChar w:fldCharType="separate"/>
@@ -1914,7 +1914,7 @@
         <w:fldChar w:fldCharType="begin"/>
       </w:r>
       <w:r>
-        <w:instrText xml:space="preserve"> HYPERLINK \l _Toc7664 </w:instrText>
+        <w:instrText xml:space="preserve"> HYPERLINK \l _Toc7305 </w:instrText>
       </w:r>
       <w:r>
         <w:fldChar w:fldCharType="separate"/>
@@ -1932,7 +1932,7 @@
         <w:fldChar w:fldCharType="begin"/>
       </w:r>
       <w:r>
-        <w:instrText xml:space="preserve"> PAGEREF _Toc7664 \h </w:instrText>
+        <w:instrText xml:space="preserve"> PAGEREF _Toc7305 \h </w:instrText>
       </w:r>
       <w:r>
         <w:fldChar w:fldCharType="separate"/>
@@ -1958,7 +1958,7 @@
         <w:fldChar w:fldCharType="begin"/>
       </w:r>
       <w:r>
-        <w:instrText xml:space="preserve"> HYPERLINK \l _Toc13469 </w:instrText>
+        <w:instrText xml:space="preserve"> HYPERLINK \l _Toc21304 </w:instrText>
       </w:r>
       <w:r>
         <w:fldChar w:fldCharType="separate"/>
@@ -1976,7 +1976,7 @@
         <w:fldChar w:fldCharType="begin"/>
       </w:r>
       <w:r>
-        <w:instrText xml:space="preserve"> PAGEREF _Toc13469 \h </w:instrText>
+        <w:instrText xml:space="preserve"> PAGEREF _Toc21304 \h </w:instrText>
       </w:r>
       <w:r>
         <w:fldChar w:fldCharType="separate"/>
@@ -2002,7 +2002,7 @@
         <w:fldChar w:fldCharType="begin"/>
       </w:r>
       <w:r>
-        <w:instrText xml:space="preserve"> HYPERLINK \l _Toc32188 </w:instrText>
+        <w:instrText xml:space="preserve"> HYPERLINK \l _Toc29322 </w:instrText>
       </w:r>
       <w:r>
         <w:fldChar w:fldCharType="separate"/>
@@ -2020,7 +2020,7 @@
         <w:fldChar w:fldCharType="begin"/>
       </w:r>
       <w:r>
-        <w:instrText xml:space="preserve"> PAGEREF _Toc32188 \h </w:instrText>
+        <w:instrText xml:space="preserve"> PAGEREF _Toc29322 \h </w:instrText>
       </w:r>
       <w:r>
         <w:fldChar w:fldCharType="separate"/>
@@ -2046,7 +2046,7 @@
         <w:fldChar w:fldCharType="begin"/>
       </w:r>
       <w:r>
-        <w:instrText xml:space="preserve"> HYPERLINK \l _Toc1499 </w:instrText>
+        <w:instrText xml:space="preserve"> HYPERLINK \l _Toc5670 </w:instrText>
       </w:r>
       <w:r>
         <w:fldChar w:fldCharType="separate"/>
@@ -2064,7 +2064,7 @@
         <w:fldChar w:fldCharType="begin"/>
       </w:r>
       <w:r>
-        <w:instrText xml:space="preserve"> PAGEREF _Toc1499 \h </w:instrText>
+        <w:instrText xml:space="preserve"> PAGEREF _Toc5670 \h </w:instrText>
       </w:r>
       <w:r>
         <w:fldChar w:fldCharType="separate"/>
@@ -2090,7 +2090,7 @@
         <w:fldChar w:fldCharType="begin"/>
       </w:r>
       <w:r>
-        <w:instrText xml:space="preserve"> HYPERLINK \l _Toc25141 </w:instrText>
+        <w:instrText xml:space="preserve"> HYPERLINK \l _Toc905 </w:instrText>
       </w:r>
       <w:r>
         <w:fldChar w:fldCharType="separate"/>
@@ -2108,7 +2108,7 @@
         <w:fldChar w:fldCharType="begin"/>
       </w:r>
       <w:r>
-        <w:instrText xml:space="preserve"> PAGEREF _Toc25141 \h </w:instrText>
+        <w:instrText xml:space="preserve"> PAGEREF _Toc905 \h </w:instrText>
       </w:r>
       <w:r>
         <w:fldChar w:fldCharType="separate"/>
@@ -2134,7 +2134,7 @@
         <w:fldChar w:fldCharType="begin"/>
       </w:r>
       <w:r>
-        <w:instrText xml:space="preserve"> HYPERLINK \l _Toc20853 </w:instrText>
+        <w:instrText xml:space="preserve"> HYPERLINK \l _Toc23528 </w:instrText>
       </w:r>
       <w:r>
         <w:fldChar w:fldCharType="separate"/>
@@ -2152,7 +2152,7 @@
         <w:fldChar w:fldCharType="begin"/>
       </w:r>
       <w:r>
-        <w:instrText xml:space="preserve"> PAGEREF _Toc20853 \h </w:instrText>
+        <w:instrText xml:space="preserve"> PAGEREF _Toc23528 \h </w:instrText>
       </w:r>
       <w:r>
         <w:fldChar w:fldCharType="separate"/>
@@ -2178,7 +2178,7 @@
         <w:fldChar w:fldCharType="begin"/>
       </w:r>
       <w:r>
-        <w:instrText xml:space="preserve"> HYPERLINK \l _Toc3961 </w:instrText>
+        <w:instrText xml:space="preserve"> HYPERLINK \l _Toc13735 </w:instrText>
       </w:r>
       <w:r>
         <w:fldChar w:fldCharType="separate"/>
@@ -2196,7 +2196,7 @@
         <w:fldChar w:fldCharType="begin"/>
       </w:r>
       <w:r>
-        <w:instrText xml:space="preserve"> PAGEREF _Toc3961 \h </w:instrText>
+        <w:instrText xml:space="preserve"> PAGEREF _Toc13735 \h </w:instrText>
       </w:r>
       <w:r>
         <w:fldChar w:fldCharType="separate"/>
@@ -2222,7 +2222,7 @@
         <w:fldChar w:fldCharType="begin"/>
       </w:r>
       <w:r>
-        <w:instrText xml:space="preserve"> HYPERLINK \l _Toc10256 </w:instrText>
+        <w:instrText xml:space="preserve"> HYPERLINK \l _Toc29316 </w:instrText>
       </w:r>
       <w:r>
         <w:fldChar w:fldCharType="separate"/>
@@ -2240,7 +2240,7 @@
         <w:fldChar w:fldCharType="begin"/>
       </w:r>
       <w:r>
-        <w:instrText xml:space="preserve"> PAGEREF _Toc10256 \h </w:instrText>
+        <w:instrText xml:space="preserve"> PAGEREF _Toc29316 \h </w:instrText>
       </w:r>
       <w:r>
         <w:fldChar w:fldCharType="separate"/>
@@ -2266,7 +2266,7 @@
         <w:fldChar w:fldCharType="begin"/>
       </w:r>
       <w:r>
-        <w:instrText xml:space="preserve"> HYPERLINK \l _Toc17559 </w:instrText>
+        <w:instrText xml:space="preserve"> HYPERLINK \l _Toc17810 </w:instrText>
       </w:r>
       <w:r>
         <w:fldChar w:fldCharType="separate"/>
@@ -2284,7 +2284,7 @@
         <w:fldChar w:fldCharType="begin"/>
       </w:r>
       <w:r>
-        <w:instrText xml:space="preserve"> PAGEREF _Toc17559 \h </w:instrText>
+        <w:instrText xml:space="preserve"> PAGEREF _Toc17810 \h </w:instrText>
       </w:r>
       <w:r>
         <w:fldChar w:fldCharType="separate"/>
@@ -2302,18 +2302,14 @@
     <w:p>
       <w:r>
         <w:fldChar w:fldCharType="end"/>
-      </w:r>
-    </w:p>
-    <w:p>
-      <w:r>
-        <w:br w:type="page"/>
       </w:r>
     </w:p>
     <w:p>
       <w:pPr>
         <w:pStyle w:val="4"/>
+        <w:pageBreakBefore/>
       </w:pPr>
-      <w:bookmarkStart w:id="0" w:name="_Toc22196"/>
+      <w:bookmarkStart w:id="0" w:name="_Toc6254"/>
       <w:r>
         <w:rPr>
           <w:rFonts w:ascii="宋体" w:hAnsi="宋体" w:eastAsia="宋体"/>
@@ -2328,7 +2324,7 @@
       <w:pPr>
         <w:pStyle w:val="5"/>
       </w:pPr>
-      <w:bookmarkStart w:id="1" w:name="_Toc16561"/>
+      <w:bookmarkStart w:id="1" w:name="_Toc1151"/>
       <w:r>
         <w:rPr>
           <w:rFonts w:ascii="宋体" w:hAnsi="宋体" w:eastAsia="宋体"/>
@@ -2363,7 +2359,7 @@
       <w:pPr>
         <w:pStyle w:val="5"/>
       </w:pPr>
-      <w:bookmarkStart w:id="2" w:name="_Toc19265"/>
+      <w:bookmarkStart w:id="2" w:name="_Toc21046"/>
       <w:r>
         <w:rPr>
           <w:rFonts w:ascii="宋体" w:hAnsi="宋体" w:eastAsia="宋体"/>
@@ -2398,7 +2394,7 @@
       <w:pPr>
         <w:pStyle w:val="5"/>
       </w:pPr>
-      <w:bookmarkStart w:id="3" w:name="_Toc2410"/>
+      <w:bookmarkStart w:id="3" w:name="_Toc30079"/>
       <w:r>
         <w:rPr>
           <w:rFonts w:ascii="宋体" w:hAnsi="宋体" w:eastAsia="宋体"/>
@@ -3016,7 +3012,7 @@
       <w:pPr>
         <w:pStyle w:val="5"/>
       </w:pPr>
-      <w:bookmarkStart w:id="4" w:name="_Toc20239"/>
+      <w:bookmarkStart w:id="4" w:name="_Toc24519"/>
       <w:r>
         <w:rPr>
           <w:rFonts w:ascii="宋体" w:hAnsi="宋体" w:eastAsia="宋体"/>
@@ -3741,7 +3737,7 @@
       <w:pPr>
         <w:pStyle w:val="4"/>
       </w:pPr>
-      <w:bookmarkStart w:id="5" w:name="_Toc28850"/>
+      <w:bookmarkStart w:id="5" w:name="_Toc30779"/>
       <w:r>
         <w:rPr>
           <w:rFonts w:ascii="宋体" w:hAnsi="宋体" w:eastAsia="宋体"/>
@@ -3756,7 +3752,7 @@
       <w:pPr>
         <w:pStyle w:val="5"/>
       </w:pPr>
-      <w:bookmarkStart w:id="6" w:name="_Toc6985"/>
+      <w:bookmarkStart w:id="6" w:name="_Toc28137"/>
       <w:r>
         <w:rPr>
           <w:rFonts w:ascii="宋体" w:hAnsi="宋体" w:eastAsia="宋体"/>
@@ -3834,7 +3830,7 @@
           <w:b w:val="0"/>
           <w:sz w:val="21"/>
         </w:rPr>
-        <w:t>验证自动化测试可重复执行且不污染 instance 下的演示数据库；计划/交付基线为 133 条，以最终执行记录为准。</w:t>
+        <w:t>验证自动化测试可重复执行且不污染 instance 下的演示数据库；计划/交付基线为 136 条，以最终执行记录为准。</w:t>
       </w:r>
     </w:p>
     <w:p>
@@ -3869,7 +3865,7 @@
       <w:pPr>
         <w:pStyle w:val="5"/>
       </w:pPr>
-      <w:bookmarkStart w:id="7" w:name="_Toc30579"/>
+      <w:bookmarkStart w:id="7" w:name="_Toc16624"/>
       <w:r>
         <w:rPr>
           <w:rFonts w:ascii="宋体" w:hAnsi="宋体" w:eastAsia="宋体"/>
@@ -4730,12 +4726,6 @@
             <w:insideH w:val="single" w:color="auto" w:sz="4" w:space="0"/>
             <w:insideV w:val="single" w:color="auto" w:sz="4" w:space="0"/>
           </w:tblBorders>
-          <w:tblCellMar>
-            <w:top w:w="0" w:type="dxa"/>
-            <w:left w:w="108" w:type="dxa"/>
-            <w:bottom w:w="0" w:type="dxa"/>
-            <w:right w:w="108" w:type="dxa"/>
-          </w:tblCellMar>
         </w:tblPrEx>
         <w:trPr>
           <w:jc w:val="center"/>
@@ -4973,7 +4963,7 @@
       <w:pPr>
         <w:pStyle w:val="5"/>
       </w:pPr>
-      <w:bookmarkStart w:id="8" w:name="_Toc28628"/>
+      <w:bookmarkStart w:id="8" w:name="_Toc6169"/>
       <w:r>
         <w:rPr>
           <w:rFonts w:ascii="宋体" w:hAnsi="宋体" w:eastAsia="宋体"/>
@@ -5637,7 +5627,7 @@
       <w:pPr>
         <w:pStyle w:val="4"/>
       </w:pPr>
-      <w:bookmarkStart w:id="9" w:name="_Toc15876"/>
+      <w:bookmarkStart w:id="9" w:name="_Toc7313"/>
       <w:r>
         <w:rPr>
           <w:rFonts w:ascii="宋体" w:hAnsi="宋体" w:eastAsia="宋体"/>
@@ -5652,7 +5642,7 @@
       <w:pPr>
         <w:pStyle w:val="5"/>
       </w:pPr>
-      <w:bookmarkStart w:id="10" w:name="_Toc21417"/>
+      <w:bookmarkStart w:id="10" w:name="_Toc16703"/>
       <w:r>
         <w:rPr>
           <w:rFonts w:ascii="宋体" w:hAnsi="宋体" w:eastAsia="宋体"/>
@@ -5775,7 +5765,7 @@
       <w:pPr>
         <w:pStyle w:val="5"/>
       </w:pPr>
-      <w:bookmarkStart w:id="11" w:name="_Toc24461"/>
+      <w:bookmarkStart w:id="11" w:name="_Toc3362"/>
       <w:r>
         <w:rPr>
           <w:rFonts w:ascii="宋体" w:hAnsi="宋体" w:eastAsia="宋体"/>
@@ -6273,7 +6263,7 @@
           <w:b w:val="0"/>
           <w:sz w:val="21"/>
         </w:rPr>
-        <w:t>参数化用例可让自动化执行数大于抽象测试场景数，故“133 条”以 pytest 收集/执行记录为准；</w:t>
+        <w:t>参数化用例可让自动化执行数大于抽象测试场景数，故“136 条”以 pytest 收集/执行记录为准；</w:t>
       </w:r>
     </w:p>
     <w:p>
@@ -6294,7 +6284,7 @@
       <w:pPr>
         <w:pStyle w:val="5"/>
       </w:pPr>
-      <w:bookmarkStart w:id="12" w:name="_Toc11547"/>
+      <w:bookmarkStart w:id="12" w:name="_Toc19234"/>
       <w:r>
         <w:rPr>
           <w:rFonts w:ascii="宋体" w:hAnsi="宋体" w:eastAsia="宋体"/>
@@ -6319,7 +6309,7 @@
       <w:pPr>
         <w:pStyle w:val="5"/>
       </w:pPr>
-      <w:bookmarkStart w:id="13" w:name="_Toc10675"/>
+      <w:bookmarkStart w:id="13" w:name="_Toc32217"/>
       <w:r>
         <w:rPr>
           <w:rFonts w:ascii="宋体" w:hAnsi="宋体" w:eastAsia="宋体"/>
@@ -6983,7 +6973,7 @@
       <w:pPr>
         <w:pStyle w:val="4"/>
       </w:pPr>
-      <w:bookmarkStart w:id="14" w:name="_Toc6480"/>
+      <w:bookmarkStart w:id="14" w:name="_Toc27264"/>
       <w:r>
         <w:rPr>
           <w:rFonts w:ascii="宋体" w:hAnsi="宋体" w:eastAsia="宋体"/>
@@ -7743,7 +7733,7 @@
       <w:pPr>
         <w:pStyle w:val="5"/>
       </w:pPr>
-      <w:bookmarkStart w:id="15" w:name="_Toc6840"/>
+      <w:bookmarkStart w:id="15" w:name="_Toc30035"/>
       <w:r>
         <w:rPr>
           <w:rFonts w:ascii="宋体" w:hAnsi="宋体" w:eastAsia="宋体"/>
@@ -7842,7 +7832,7 @@
       <w:pPr>
         <w:pStyle w:val="5"/>
       </w:pPr>
-      <w:bookmarkStart w:id="16" w:name="_Toc25713"/>
+      <w:bookmarkStart w:id="16" w:name="_Toc1273"/>
       <w:r>
         <w:rPr>
           <w:rFonts w:ascii="宋体" w:hAnsi="宋体" w:eastAsia="宋体"/>
@@ -7941,7 +7931,7 @@
       <w:pPr>
         <w:pStyle w:val="5"/>
       </w:pPr>
-      <w:bookmarkStart w:id="17" w:name="_Toc8551"/>
+      <w:bookmarkStart w:id="17" w:name="_Toc7771"/>
       <w:r>
         <w:rPr>
           <w:rFonts w:ascii="宋体" w:hAnsi="宋体" w:eastAsia="宋体"/>
@@ -7966,7 +7956,7 @@
       <w:pPr>
         <w:pStyle w:val="5"/>
       </w:pPr>
-      <w:bookmarkStart w:id="18" w:name="_Toc20568"/>
+      <w:bookmarkStart w:id="18" w:name="_Toc12070"/>
       <w:r>
         <w:rPr>
           <w:rFonts w:ascii="宋体" w:hAnsi="宋体" w:eastAsia="宋体"/>
@@ -7996,7 +7986,7 @@
       <w:pPr>
         <w:pStyle w:val="4"/>
       </w:pPr>
-      <w:bookmarkStart w:id="19" w:name="_Toc13694"/>
+      <w:bookmarkStart w:id="19" w:name="_Toc1055"/>
       <w:r>
         <w:rPr>
           <w:rFonts w:ascii="宋体" w:hAnsi="宋体" w:eastAsia="宋体"/>
@@ -8011,7 +8001,7 @@
       <w:pPr>
         <w:pStyle w:val="5"/>
       </w:pPr>
-      <w:bookmarkStart w:id="20" w:name="_Toc1485"/>
+      <w:bookmarkStart w:id="20" w:name="_Toc21654"/>
       <w:r>
         <w:rPr>
           <w:rFonts w:ascii="宋体" w:hAnsi="宋体" w:eastAsia="宋体"/>
@@ -8670,7 +8660,7 @@
       <w:pPr>
         <w:pStyle w:val="5"/>
       </w:pPr>
-      <w:bookmarkStart w:id="21" w:name="_Toc21640"/>
+      <w:bookmarkStart w:id="21" w:name="_Toc1214"/>
       <w:r>
         <w:rPr>
           <w:rFonts w:ascii="宋体" w:hAnsi="宋体" w:eastAsia="宋体"/>
@@ -9207,7 +9197,7 @@
       <w:pPr>
         <w:pStyle w:val="5"/>
       </w:pPr>
-      <w:bookmarkStart w:id="22" w:name="_Toc11411"/>
+      <w:bookmarkStart w:id="22" w:name="_Toc8328"/>
       <w:r>
         <w:rPr>
           <w:rFonts w:ascii="宋体" w:hAnsi="宋体" w:eastAsia="宋体"/>
@@ -9987,7 +9977,7 @@
       <w:pPr>
         <w:pStyle w:val="5"/>
       </w:pPr>
-      <w:bookmarkStart w:id="23" w:name="_Toc3634"/>
+      <w:bookmarkStart w:id="23" w:name="_Toc21912"/>
       <w:r>
         <w:rPr>
           <w:rFonts w:ascii="宋体" w:hAnsi="宋体" w:eastAsia="宋体"/>
@@ -10086,7 +10076,7 @@
       <w:pPr>
         <w:pStyle w:val="5"/>
       </w:pPr>
-      <w:bookmarkStart w:id="24" w:name="_Toc18630"/>
+      <w:bookmarkStart w:id="24" w:name="_Toc13717"/>
       <w:r>
         <w:rPr>
           <w:rFonts w:ascii="宋体" w:hAnsi="宋体" w:eastAsia="宋体"/>
@@ -10628,7 +10618,7 @@
       <w:pPr>
         <w:pStyle w:val="4"/>
       </w:pPr>
-      <w:bookmarkStart w:id="25" w:name="_Toc25765"/>
+      <w:bookmarkStart w:id="25" w:name="_Toc3780"/>
       <w:r>
         <w:rPr>
           <w:rFonts w:ascii="宋体" w:hAnsi="宋体" w:eastAsia="宋体"/>
@@ -10643,7 +10633,7 @@
       <w:pPr>
         <w:pStyle w:val="5"/>
       </w:pPr>
-      <w:bookmarkStart w:id="26" w:name="_Toc12390"/>
+      <w:bookmarkStart w:id="26" w:name="_Toc29621"/>
       <w:r>
         <w:rPr>
           <w:rFonts w:ascii="宋体" w:hAnsi="宋体" w:eastAsia="宋体"/>
@@ -11119,7 +11109,7 @@
       <w:pPr>
         <w:pStyle w:val="5"/>
       </w:pPr>
-      <w:bookmarkStart w:id="27" w:name="_Toc10358"/>
+      <w:bookmarkStart w:id="27" w:name="_Toc8088"/>
       <w:r>
         <w:rPr>
           <w:rFonts w:ascii="宋体" w:hAnsi="宋体" w:eastAsia="宋体"/>
@@ -11144,7 +11134,7 @@
       <w:pPr>
         <w:pStyle w:val="5"/>
       </w:pPr>
-      <w:bookmarkStart w:id="28" w:name="_Toc16898"/>
+      <w:bookmarkStart w:id="28" w:name="_Toc18231"/>
       <w:r>
         <w:rPr>
           <w:rFonts w:ascii="宋体" w:hAnsi="宋体" w:eastAsia="宋体"/>
@@ -11585,7 +11575,7 @@
                 <w:b w:val="0"/>
                 <w:sz w:val="17"/>
               </w:rPr>
-              <w:t>133 条计划/交付基线</w:t>
+              <w:t>136 条计划/交付基线</w:t>
             </w:r>
           </w:p>
         </w:tc>
@@ -11944,7 +11934,7 @@
       <w:pPr>
         <w:pStyle w:val="4"/>
       </w:pPr>
-      <w:bookmarkStart w:id="29" w:name="_Toc29975"/>
+      <w:bookmarkStart w:id="29" w:name="_Toc23604"/>
       <w:r>
         <w:rPr>
           <w:rFonts w:ascii="宋体" w:hAnsi="宋体" w:eastAsia="宋体"/>
@@ -12729,7 +12719,7 @@
       <w:pPr>
         <w:pStyle w:val="4"/>
       </w:pPr>
-      <w:bookmarkStart w:id="30" w:name="_Toc3546"/>
+      <w:bookmarkStart w:id="30" w:name="_Toc4259"/>
       <w:r>
         <w:rPr>
           <w:rFonts w:ascii="宋体" w:hAnsi="宋体" w:eastAsia="宋体"/>
@@ -13535,7 +13525,7 @@
                 <w:b w:val="0"/>
                 <w:sz w:val="17"/>
               </w:rPr>
-              <w:t>2026-10-29</w:t>
+              <w:t>2026-10-31</w:t>
             </w:r>
           </w:p>
         </w:tc>
@@ -13610,7 +13600,7 @@
       <w:pPr>
         <w:pStyle w:val="4"/>
       </w:pPr>
-      <w:bookmarkStart w:id="31" w:name="_Toc23039"/>
+      <w:bookmarkStart w:id="31" w:name="_Toc5206"/>
       <w:r>
         <w:rPr>
           <w:rFonts w:ascii="宋体" w:hAnsi="宋体" w:eastAsia="宋体"/>
@@ -14405,7 +14395,7 @@
       <w:pPr>
         <w:pStyle w:val="4"/>
       </w:pPr>
-      <w:bookmarkStart w:id="32" w:name="_Toc27890"/>
+      <w:bookmarkStart w:id="32" w:name="_Toc29866"/>
       <w:r>
         <w:rPr>
           <w:rFonts w:ascii="宋体" w:hAnsi="宋体" w:eastAsia="宋体"/>
@@ -14420,7 +14410,7 @@
       <w:pPr>
         <w:pStyle w:val="5"/>
       </w:pPr>
-      <w:bookmarkStart w:id="33" w:name="_Toc24033"/>
+      <w:bookmarkStart w:id="33" w:name="_Toc26135"/>
       <w:r>
         <w:rPr>
           <w:rFonts w:ascii="宋体" w:hAnsi="宋体" w:eastAsia="宋体"/>
@@ -14445,7 +14435,7 @@
       <w:pPr>
         <w:pStyle w:val="5"/>
       </w:pPr>
-      <w:bookmarkStart w:id="34" w:name="_Toc7664"/>
+      <w:bookmarkStart w:id="34" w:name="_Toc7305"/>
       <w:r>
         <w:rPr>
           <w:rFonts w:ascii="宋体" w:hAnsi="宋体" w:eastAsia="宋体"/>
@@ -15003,7 +14993,7 @@
       <w:pPr>
         <w:pStyle w:val="5"/>
       </w:pPr>
-      <w:bookmarkStart w:id="35" w:name="_Toc13469"/>
+      <w:bookmarkStart w:id="35" w:name="_Toc21304"/>
       <w:r>
         <w:rPr>
           <w:rFonts w:ascii="宋体" w:hAnsi="宋体" w:eastAsia="宋体"/>
@@ -15372,7 +15362,7 @@
       <w:pPr>
         <w:pStyle w:val="4"/>
       </w:pPr>
-      <w:bookmarkStart w:id="36" w:name="_Toc32188"/>
+      <w:bookmarkStart w:id="36" w:name="_Toc29322"/>
       <w:r>
         <w:rPr>
           <w:rFonts w:ascii="宋体" w:hAnsi="宋体" w:eastAsia="宋体"/>
@@ -16541,7 +16531,7 @@
       <w:pPr>
         <w:pStyle w:val="4"/>
       </w:pPr>
-      <w:bookmarkStart w:id="37" w:name="_Toc1499"/>
+      <w:bookmarkStart w:id="37" w:name="_Toc5670"/>
       <w:r>
         <w:rPr>
           <w:rFonts w:ascii="宋体" w:hAnsi="宋体" w:eastAsia="宋体"/>
@@ -16842,7 +16832,7 @@
                 <w:b w:val="0"/>
                 <w:sz w:val="17"/>
               </w:rPr>
-              <w:t>计划/交付基线 133 条，以最终 pytest 记录为准；目标 100%</w:t>
+              <w:t>计划/交付基线 136 条，以最终 pytest 记录为准；目标 100%</w:t>
             </w:r>
           </w:p>
         </w:tc>
@@ -17720,7 +17710,7 @@
       <w:pPr>
         <w:pStyle w:val="4"/>
       </w:pPr>
-      <w:bookmarkStart w:id="38" w:name="_Toc25141"/>
+      <w:bookmarkStart w:id="38" w:name="_Toc905"/>
       <w:r>
         <w:rPr>
           <w:rFonts w:ascii="宋体" w:hAnsi="宋体" w:eastAsia="宋体"/>
@@ -18869,7 +18859,7 @@
       <w:pPr>
         <w:pStyle w:val="4"/>
       </w:pPr>
-      <w:bookmarkStart w:id="39" w:name="_Toc20853"/>
+      <w:bookmarkStart w:id="39" w:name="_Toc23528"/>
       <w:r>
         <w:rPr>
           <w:rFonts w:ascii="宋体" w:hAnsi="宋体" w:eastAsia="宋体"/>
@@ -18884,7 +18874,7 @@
       <w:pPr>
         <w:pStyle w:val="5"/>
       </w:pPr>
-      <w:bookmarkStart w:id="40" w:name="_Toc3961"/>
+      <w:bookmarkStart w:id="40" w:name="_Toc13735"/>
       <w:r>
         <w:rPr>
           <w:rFonts w:ascii="宋体" w:hAnsi="宋体" w:eastAsia="宋体"/>
@@ -18969,7 +18959,7 @@
       <w:pPr>
         <w:pStyle w:val="5"/>
       </w:pPr>
-      <w:bookmarkStart w:id="41" w:name="_Toc10256"/>
+      <w:bookmarkStart w:id="41" w:name="_Toc29316"/>
       <w:r>
         <w:rPr>
           <w:rFonts w:ascii="宋体" w:hAnsi="宋体" w:eastAsia="宋体"/>
@@ -18994,7 +18984,7 @@
       <w:pPr>
         <w:pStyle w:val="5"/>
       </w:pPr>
-      <w:bookmarkStart w:id="42" w:name="_Toc17559"/>
+      <w:bookmarkStart w:id="42" w:name="_Toc17810"/>
       <w:r>
         <w:rPr>
           <w:rFonts w:ascii="宋体" w:hAnsi="宋体" w:eastAsia="宋体"/>
@@ -19497,7 +19487,7 @@
           <w:b w:val="0"/>
           <w:sz w:val="21"/>
         </w:rPr>
-        <w:t>：2026-10-29</w:t>
+        <w:t>：2026-10-31</w:t>
       </w:r>
     </w:p>
     <w:p>
@@ -19968,9 +19958,9 @@
     <w:lsdException w:unhideWhenUsed="0" w:uiPriority="59" w:semiHidden="0" w:name="Table Grid"/>
     <w:lsdException w:uiPriority="99" w:name="Table Theme"/>
     <w:lsdException w:qFormat="1" w:unhideWhenUsed="0" w:uiPriority="1" w:semiHidden="0" w:name="No Spacing"/>
-    <w:lsdException w:unhideWhenUsed="0" w:uiPriority="60" w:semiHidden="0" w:name="Light Shading"/>
+    <w:lsdException w:qFormat="1" w:unhideWhenUsed="0" w:uiPriority="60" w:semiHidden="0" w:name="Light Shading"/>
     <w:lsdException w:unhideWhenUsed="0" w:uiPriority="61" w:semiHidden="0" w:name="Light List"/>
-    <w:lsdException w:unhideWhenUsed="0" w:uiPriority="62" w:semiHidden="0" w:name="Light Grid"/>
+    <w:lsdException w:qFormat="1" w:unhideWhenUsed="0" w:uiPriority="62" w:semiHidden="0" w:name="Light Grid"/>
     <w:lsdException w:unhideWhenUsed="0" w:uiPriority="63" w:semiHidden="0" w:name="Medium Shading 1"/>
     <w:lsdException w:unhideWhenUsed="0" w:uiPriority="64" w:semiHidden="0" w:name="Medium Shading 2"/>
     <w:lsdException w:unhideWhenUsed="0" w:uiPriority="65" w:semiHidden="0" w:name="Medium List 1"/>
@@ -20013,10 +20003,10 @@
     <w:lsdException w:unhideWhenUsed="0" w:uiPriority="71" w:semiHidden="0" w:name="Colorful Shading Accent 2"/>
     <w:lsdException w:unhideWhenUsed="0" w:uiPriority="72" w:semiHidden="0" w:name="Colorful List Accent 2"/>
     <w:lsdException w:unhideWhenUsed="0" w:uiPriority="73" w:semiHidden="0" w:name="Colorful Grid Accent 2"/>
-    <w:lsdException w:unhideWhenUsed="0" w:uiPriority="60" w:semiHidden="0" w:name="Light Shading Accent 3"/>
+    <w:lsdException w:qFormat="1" w:unhideWhenUsed="0" w:uiPriority="60" w:semiHidden="0" w:name="Light Shading Accent 3"/>
     <w:lsdException w:unhideWhenUsed="0" w:uiPriority="61" w:semiHidden="0" w:name="Light List Accent 3"/>
     <w:lsdException w:unhideWhenUsed="0" w:uiPriority="62" w:semiHidden="0" w:name="Light Grid Accent 3"/>
-    <w:lsdException w:unhideWhenUsed="0" w:uiPriority="63" w:semiHidden="0" w:name="Medium Shading 1 Accent 3"/>
+    <w:lsdException w:qFormat="1" w:unhideWhenUsed="0" w:uiPriority="63" w:semiHidden="0" w:name="Medium Shading 1 Accent 3"/>
     <w:lsdException w:unhideWhenUsed="0" w:uiPriority="64" w:semiHidden="0" w:name="Medium Shading 2 Accent 3"/>
     <w:lsdException w:unhideWhenUsed="0" w:uiPriority="65" w:semiHidden="0" w:name="Medium List 1 Accent 3"/>
     <w:lsdException w:unhideWhenUsed="0" w:uiPriority="66" w:semiHidden="0" w:name="Medium List 2 Accent 3"/>
@@ -20044,7 +20034,7 @@
     <w:lsdException w:unhideWhenUsed="0" w:uiPriority="60" w:semiHidden="0" w:name="Light Shading Accent 5"/>
     <w:lsdException w:unhideWhenUsed="0" w:uiPriority="61" w:semiHidden="0" w:name="Light List Accent 5"/>
     <w:lsdException w:unhideWhenUsed="0" w:uiPriority="62" w:semiHidden="0" w:name="Light Grid Accent 5"/>
-    <w:lsdException w:unhideWhenUsed="0" w:uiPriority="63" w:semiHidden="0" w:name="Medium Shading 1 Accent 5"/>
+    <w:lsdException w:qFormat="1" w:unhideWhenUsed="0" w:uiPriority="63" w:semiHidden="0" w:name="Medium Shading 1 Accent 5"/>
     <w:lsdException w:unhideWhenUsed="0" w:uiPriority="64" w:semiHidden="0" w:name="Medium Shading 2 Accent 5"/>
     <w:lsdException w:unhideWhenUsed="0" w:uiPriority="65" w:semiHidden="0" w:name="Medium List 1 Accent 5"/>
     <w:lsdException w:unhideWhenUsed="0" w:uiPriority="66" w:semiHidden="0" w:name="Medium List 2 Accent 5"/>
@@ -20679,6 +20669,7 @@
   <w:style w:type="table" w:styleId="36">
     <w:name w:val="Light Shading"/>
     <w:basedOn w:val="34"/>
+    <w:qFormat/>
     <w:uiPriority w:val="60"/>
     <w:pPr>
       <w:spacing w:after="0" w:line="240" w:lineRule="auto"/>
@@ -20976,6 +20967,7 @@
   <w:style w:type="table" w:styleId="39">
     <w:name w:val="Light Shading Accent 3"/>
     <w:basedOn w:val="34"/>
+    <w:qFormat/>
     <w:uiPriority w:val="60"/>
     <w:pPr>
       <w:spacing w:after="0" w:line="240" w:lineRule="auto"/>
@@ -22023,6 +22015,7 @@
   <w:style w:type="table" w:styleId="50">
     <w:name w:val="Light Grid"/>
     <w:basedOn w:val="34"/>
+    <w:qFormat/>
     <w:uiPriority w:val="62"/>
     <w:pPr>
       <w:spacing w:after="0" w:line="240" w:lineRule="auto"/>
@@ -23226,6 +23219,7 @@
   <w:style w:type="table" w:styleId="60">
     <w:name w:val="Medium Shading 1 Accent 3"/>
     <w:basedOn w:val="34"/>
+    <w:qFormat/>
     <w:uiPriority w:val="63"/>
     <w:pPr>
       <w:spacing w:after="0" w:line="240" w:lineRule="auto"/>
@@ -23440,6 +23434,7 @@
   <w:style w:type="table" w:styleId="62">
     <w:name w:val="Medium Shading 1 Accent 5"/>
     <w:basedOn w:val="34"/>
+    <w:qFormat/>
     <w:uiPriority w:val="63"/>
     <w:pPr>
       <w:spacing w:after="0" w:line="240" w:lineRule="auto"/>
@@ -32246,6 +32241,7 @@
     <w:name w:val="Macro Text Char"/>
     <w:basedOn w:val="134"/>
     <w:link w:val="2"/>
+    <w:qFormat/>
     <w:uiPriority w:val="99"/>
     <w:rPr>
       <w:rFonts w:ascii="Courier" w:hAnsi="Courier"/>
@@ -32275,6 +32271,7 @@
     <w:name w:val="Quote Char"/>
     <w:basedOn w:val="134"/>
     <w:link w:val="150"/>
+    <w:qFormat/>
     <w:uiPriority w:val="29"/>
     <w:rPr>
       <w:i/>
@@ -32292,6 +32289,7 @@
     <w:basedOn w:val="134"/>
     <w:link w:val="6"/>
     <w:semiHidden/>
+    <w:qFormat/>
     <w:uiPriority w:val="9"/>
     <w:rPr>
       <w:rFonts w:asciiTheme="majorHAnsi" w:hAnsiTheme="majorHAnsi" w:eastAsiaTheme="majorEastAsia" w:cstheme="majorBidi"/>
@@ -32336,6 +32334,7 @@
     <w:basedOn w:val="134"/>
     <w:link w:val="9"/>
     <w:semiHidden/>
+    <w:qFormat/>
     <w:uiPriority w:val="9"/>
     <w:rPr>
       <w:rFonts w:asciiTheme="majorHAnsi" w:hAnsiTheme="majorHAnsi" w:eastAsiaTheme="majorEastAsia" w:cstheme="majorBidi"/>
